--- a/agreements/Wi-SUN Certificate Subscriber Agreement v1.docx
+++ b/agreements/Wi-SUN Certificate Subscriber Agreement v1.docx
@@ -72,7 +72,7 @@
                 <w:sz w:val="19"/>
                 <w:szCs w:val="19"/>
               </w:rPr>
-              <w:t xml:space="preserve">) accept the terms and conditions of this Agreement and are bound by them from the date of that request. This Agreement is the "Wi-SUN Subscriber Agreement" referred to in the OISTE/WISeKey Wi-SUN CP/CPS.</w:t>
+              <w:t xml:space="preserve">) accept the terms and conditions of this Agreement and are bound by them from the date of that request. This Agreement is the "Wi-SUN Subscriber Agreement" referred to in the OISTE Wi-SUN CP/CPS.</w:t>
             </w:r>
           </w:p>
         </w:tc>
@@ -90,7 +90,7 @@
           <w:sz w:val="19"/>
           <w:szCs w:val="19"/>
         </w:rPr>
-        <w:t xml:space="preserve">This Agreement is concluded between WISeKey SA, Avenue Louis-Casaï 58, 1216 Cointrin – Geneva, Switzerland, including SEALSQ Corp., owner of the SealSQ Wi-SUN Root CA G1 and a WISeKey Holding company, both operating the Wi-SUN hierarchy under the OISTE/WISeKey Global Trust Model and together referred to as "WISeKey" or "we", and the Subscriber ("you"). WISeKey is a third-party Certification Authority approved by the Wi-SUN Alliance; the trust model, policies and practices are regulated by the OISTE Foundation through its Policy Approval Authority (CP/CPS Appendix B).</w:t>
+        <w:t xml:space="preserve">This Agreement is concluded between SealSQ SAS, ZA Bachasson, Arteparc Bat A – 13590 Meyreuil, France, owner of the SealSQ Wi-SUN Root CA G1 and a WISeKey Holding company, operating the Wi-SUN hierarchy under the OISTE/WISeKey Global Trust Model and together referred to as "SealSQ" or "we", and the Subscriber ("you"). SealSQ is a third-party Certification Authority approved by the Wi-SUN Alliance; the trust model, policies and practices are regulated by the OISTE Foundation through its Policy Approval Authority (CP/CPS Appendix B).</w:t>
       </w:r>
     </w:p>
     <w:p>
@@ -213,7 +213,7 @@
                 <w:sz w:val="18"/>
                 <w:szCs w:val="18"/>
               </w:rPr>
-              <w:t xml:space="preserve">The OISTE/WISeKey Wi-SUN Certificate Policy and Certification Practice Statement, current version, published at https://github.com/OISTE/repository and https://wisekey.com/repository.</w:t>
+              <w:t xml:space="preserve">The OISTE Wi-SUN Certificate Policy and Certification Practice Statement, current version, published at https://github.com/OISTE/repository and https://wisekey.com/repository.</w:t>
             </w:r>
           </w:p>
         </w:tc>
@@ -423,7 +423,7 @@
                 <w:sz w:val="18"/>
                 <w:szCs w:val="18"/>
               </w:rPr>
-              <w:t xml:space="preserve">A Manufacturer CA (MCA) or Manufacturer Issuing CA (MICA) beneath the Root CA, operated by WISeKey on your behalf or by you as a technically constrained CA (CP/CPS 7.1).</w:t>
+              <w:t xml:space="preserve">A Manufacturer CA (MCA) or Manufacturer Issuing CA (MICA) beneath the Root CA, operated by SealSQ on your behalf or by you as a technically constrained CA (CP/CPS 7.1).</w:t>
             </w:r>
           </w:p>
         </w:tc>
@@ -563,7 +563,7 @@
                 <w:sz w:val="18"/>
                 <w:szCs w:val="18"/>
               </w:rPr>
-              <w:t xml:space="preserve">Proof of Wi-SUN Membership, issued by Wi-SUN Alliance member services and sent by the Alliance to WISeKey directly (CP/CPS 3.2.2).</w:t>
+              <w:t xml:space="preserve">Proof of Wi-SUN Membership, issued by Wi-SUN Alliance member services and sent by the Alliance to SealSQ directly (CP/CPS 3.2.2).</w:t>
             </w:r>
           </w:p>
         </w:tc>
@@ -703,7 +703,7 @@
                 <w:sz w:val="18"/>
                 <w:szCs w:val="18"/>
               </w:rPr>
-              <w:t xml:space="preserve">The notices WISeKey publishes in the OWGTM repository under CP/CPS 4.9.1 in place of revocation, on which network operators act.</w:t>
+              <w:t xml:space="preserve">The notices SealSQ publishes in the OWGTM repository under CP/CPS 4.9.1 in place of revocation, on which network operators act.</w:t>
             </w:r>
           </w:p>
         </w:tc>
@@ -773,7 +773,7 @@
                 <w:sz w:val="18"/>
                 <w:szCs w:val="18"/>
               </w:rPr>
-              <w:t xml:space="preserve">The WISeKey / SEALSQ certificate management platform through which IDevIDs are requested, issued and managed.</w:t>
+              <w:t xml:space="preserve">The SealSQ certificate management platform through which IDevIDs are requested, issued and managed.</w:t>
             </w:r>
           </w:p>
         </w:tc>
@@ -814,7 +814,7 @@
           <w:sz w:val="19"/>
           <w:szCs w:val="19"/>
         </w:rPr>
-        <w:t xml:space="preserve">  This Agreement regulates the provision of Wi-SUN certification services by WISeKey to you as Subscriber of Wi-SUN IDevIDs for the devices you manufacture and, where applicable, as owner of a Wi-SUN Subordinate CA, and your use of those services. Test IDevIDs and LDevIDs are outside its scope (CP/CPS 1.4.2).</w:t>
+        <w:t xml:space="preserve">  This Agreement regulates the provision of Wi-SUN certification services by SealSQ to you as Subscriber of Wi-SUN IDevIDs for the devices you manufacture and, where applicable, as owner of a Wi-SUN Subordinate CA, and your use of those services. Test IDevIDs and LDevIDs are outside its scope (CP/CPS 1.4.2).</w:t>
       </w:r>
     </w:p>
     <w:p>
@@ -881,16 +881,16 @@
           <w:sz w:val="20"/>
           <w:szCs w:val="20"/>
         </w:rPr>
-        <w:t xml:space="preserve">WISeKey warranty.</w:t>
-      </w:r>
-      <w:r>
-        <w:rPr>
-          <w:rFonts w:ascii="Calibri" w:cs="Calibri" w:eastAsia="Calibri" w:hAnsi="Calibri"/>
-          <w:color w:val="1F2A33"/>
-          <w:sz w:val="19"/>
-          <w:szCs w:val="19"/>
-        </w:rPr>
-        <w:t xml:space="preserve">  In providing its certification services WISeKey complies with the obligations of CP/CPS section 9.6.1 and issues every certificate in conformity with the profile of CP/CPS section 7.1 and the Wi-SUN Requirements. Upon your acceptance of a certificate WISeKey warrants that it was so issued and that your identity, membership and PEN entitlement were verified as stated in CP/CPS section 3.2. WISeKey does not warrant, and cannot provide, revocation of an IDevID or of any certificate in its chain. The Wi-SUN Alliance approves WISeKey as a Certification Authority but does not audit it and gives no warranty in respect of its services (CP/CPS 2.2.1, 9.7).</w:t>
+        <w:t xml:space="preserve">SealSQ warranty.</w:t>
+      </w:r>
+      <w:r>
+        <w:rPr>
+          <w:rFonts w:ascii="Calibri" w:cs="Calibri" w:eastAsia="Calibri" w:hAnsi="Calibri"/>
+          <w:color w:val="1F2A33"/>
+          <w:sz w:val="19"/>
+          <w:szCs w:val="19"/>
+        </w:rPr>
+        <w:t xml:space="preserve">  In providing its certification services SealSQ complies with the obligations of CP/CPS section 9.6.1 and issues every certificate in conformity with the profile of CP/CPS section 7.1 and the Wi-SUN Requirements. Upon your acceptance of a certificate SealSQ warrants that it was so issued and that your identity, membership and PEN entitlement were verified as stated in CP/CPS section 3.2. SealSQ does not warrant, and cannot provide, revocation of an IDevID or of any certificate in its chain. The Wi-SUN Alliance approves SealSQ as a Certification Authority but does not audit it and gives no warranty in respect of its services (CP/CPS 2.2.1, 9.7).</w:t>
       </w:r>
     </w:p>
     <w:p>
@@ -928,7 +928,7 @@
           <w:sz w:val="19"/>
           <w:szCs w:val="19"/>
         </w:rPr>
-        <w:t xml:space="preserve">  Through the INeS platform WISeKey delegates to you the following functions, which you perform as a Registration Authority within the meaning of CP/CPS section 1.3.2 and under the controls of CP/CPS section 5:</w:t>
+        <w:t xml:space="preserve">  Through the INeS platform SealSQ delegates to you the following functions, which you perform as a Registration Authority within the meaning of CP/CPS section 1.3.2 and under the controls of CP/CPS section 5:</w:t>
       </w:r>
     </w:p>
     <w:p>
@@ -1023,7 +1023,7 @@
           <w:sz w:val="19"/>
           <w:szCs w:val="19"/>
         </w:rPr>
-        <w:t xml:space="preserve">Where you operate a Subordinate CA yourself, you operate a technically constrained Certification Authority under CP/CPS sections 3.2.6, 7.1.5 and 8.4: it is configured to issue only beneath your PEN arc (MICA) or only to your own MICAs (MCA), it is admitted only after your initial self-assessment is accepted by the PAA and the OWGTM accreditation assessment is completed, and the constraint is functionally tested at every assessment. Its key may be used to issue for at most 10 years (CP/CPS 6.3.2). You may not further delegate these functions without WISeKey's prior written approval.</w:t>
+        <w:t xml:space="preserve">Where you operate a Subordinate CA yourself, you operate a technically constrained Certification Authority under CP/CPS sections 3.2.6, 7.1.5 and 8.4: it is configured to issue only beneath your PEN arc (MICA) or only to your own MICAs (MCA), it is admitted only after your initial self-assessment is accepted by the PAA and the OWGTM accreditation assessment is completed, and the constraint is functionally tested at every assessment. Its key may be used to issue for at most 10 years (CP/CPS 6.3.2). You may not further delegate these functions without SealSQ's prior written approval.</w:t>
       </w:r>
     </w:p>
     <w:p>
@@ -1101,7 +1101,7 @@
           <w:sz w:val="19"/>
           <w:szCs w:val="19"/>
         </w:rPr>
-        <w:t xml:space="preserve">you are, and must remain, a Promoter or Contributor member of the Wi-SUN Alliance holding a current POWM; WISeKey validates the POWM it receives from the Alliance, re-verifies your identity, membership and PEN entitlement at least every 24 months, and you will notify WISeKey without delay if your membership lapses (CP/CPS 3.2.2.1);</w:t>
+        <w:t xml:space="preserve">you are, and must remain, a member of the Wi-SUN Alliance holding a current POWM; SealSQ validates the POWM it receives from the Alliance, re-verifies your identity, membership and PEN entitlement at least every 24 months, and you will notify SealSQ without delay if your membership lapses (CP/CPS 3.2.2.1);</w:t>
       </w:r>
     </w:p>
     <w:p>
@@ -1141,7 +1141,7 @@
           <w:sz w:val="19"/>
           <w:szCs w:val="19"/>
         </w:rPr>
-        <w:t xml:space="preserve">WISeKey may, at its sole discretion, decline to process or issue a certificate (CP/CPS 4.2.2);</w:t>
+        <w:t xml:space="preserve">SealSQ may, at its sole discretion, decline to process or issue a certificate (CP/CPS 4.2.2);</w:t>
       </w:r>
     </w:p>
     <w:p>
@@ -1201,7 +1201,7 @@
           <w:sz w:val="19"/>
           <w:szCs w:val="19"/>
         </w:rPr>
-        <w:t xml:space="preserve">IDevIDs and the CA certificates in their chain never expire and CANNOT BE REVOKED. Exclusion of a device from a network is performed by the network operator through the access-control mechanisms of the Wi-SUN Requirements, not by WISeKey (CP/CPS 4.9). On the events below WISeKey will instead cease issuance for the affected Manufacturer, product model or device population and, where the event casts doubt on issued certificates, notify the Wi-SUN Alliance and known network operators and publish a compromise notice within the deadlines of CP/CPS 4.9.5:</w:t>
+        <w:t xml:space="preserve">IDevIDs and the CA certificates in their chain never expire and CANNOT BE REVOKED. Exclusion of a device from a network is performed by the network operator through the access-control mechanisms of the Wi-SUN Requirements, not by SealSQ (CP/CPS 4.9). On the events below SealSQ will instead cease issuance for the affected Manufacturer, product model or device population and, where the event casts doubt on issued certificates, notify the Wi-SUN Alliance and known network operators and publish a compromise notice within the deadlines of CP/CPS 4.9.5:</w:t>
       </w:r>
     </w:p>
     <w:p>
@@ -1379,7 +1379,7 @@
           <w:sz w:val="19"/>
           <w:szCs w:val="19"/>
         </w:rPr>
-        <w:t xml:space="preserve">all information you supply and all identifiers you place in certificates are true and valid; each hwSerialNum is unique within its hwType and identifies a single physical device; each hwType lies beneath a PEN to which you are entitled, and you will notify WISeKey immediately if that entitlement ceases;</w:t>
+        <w:t xml:space="preserve">all information you supply and all identifiers you place in certificates are true and valid; each hwSerialNum is unique within its hwType and identifies a single physical device; each hwType lies beneath a PEN to which you are entitled, and you will notify SealSQ immediately if that entitlement ceases;</w:t>
       </w:r>
     </w:p>
     <w:p>
@@ -1479,7 +1479,7 @@
           <w:sz w:val="19"/>
           <w:szCs w:val="19"/>
         </w:rPr>
-        <w:t xml:space="preserve">you understand and accept that WISeKey cannot revoke an issued IDevID, that exclusion of a device from a network is the responsibility of the network operator, and that the practical remedy for a compromised device population is its replacement;</w:t>
+        <w:t xml:space="preserve">you understand and accept that SealSQ cannot revoke an issued IDevID, that exclusion of a device from a network is the responsibility of the network operator, and that the practical remedy for a compromised device population is its replacement;</w:t>
       </w:r>
     </w:p>
     <w:p>
@@ -1615,7 +1615,7 @@
           <w:sz w:val="19"/>
           <w:szCs w:val="19"/>
         </w:rPr>
-        <w:t xml:space="preserve">  IDevIDs and Subordinate CA certificates in the Wi-SUN hierarchy carry notAfter 9999-12-31 23:59:59 UTC and have no scheduled expiration (CP/CPS 6.3.2). The commercial sequence fixed by the Wi-SUN programme precedes any issuance: POWM, account and service agreement, purchase order, invoice and payment (CP/CPS 9.1). The operation of your Subordinate CA on INeS and the issuance of IDevIDs are subject to payment of the fees in your service agreement and purchase orders; the refund policy is the one stated there or, failing that, in WISeKey's general terms and conditions (CP/CPS 9.1.5).</w:t>
+        <w:t xml:space="preserve">  IDevIDs and Subordinate CA certificates in the Wi-SUN hierarchy carry notAfter 9999-12-31 23:59:59 UTC and have no scheduled expiration (CP/CPS 6.3.2). The commercial sequence fixed by the Wi-SUN programme precedes any issuance: POWM, account and service agreement, purchase order, invoice and payment (CP/CPS 9.1). The operation of your Subordinate CA on INeS and the issuance of IDevIDs are subject to payment of the fees in your service agreement and purchase orders; the refund policy is the one stated there or, failing that, in SealSQ's general terms and conditions (CP/CPS 9.1.5).</w:t>
       </w:r>
     </w:p>
     <w:p>
@@ -1653,7 +1653,7 @@
           <w:sz w:val="19"/>
           <w:szCs w:val="19"/>
         </w:rPr>
-        <w:t xml:space="preserve">  The disclaimers and limitations of liability of CP/CPS sections 9.7 and 9.8 apply to all claims arising in relation to certificates and certification services provided by WISeKey. If WISeKey breaches the warranty of clause 4 and you are in compliance with this Agreement, WISeKey's liability is capped, per class of certificate, at the amounts below, in Swiss Francs:</w:t>
+        <w:t xml:space="preserve">  The disclaimers and limitations of liability of CP/CPS sections 9.7 and 9.8 apply to all claims arising in relation to certificates and certification services provided by SealSQ. If SealSQ breaches the warranty of clause 4 and you are in compliance with this Agreement, SealSQ's liability is capped, per class of certificate, at the amounts below, in Euros:</w:t>
       </w:r>
     </w:p>
     <w:tbl>
@@ -1670,9 +1670,9 @@
         <w:tblLayout w:type="fixed"/>
       </w:tblPr>
       <w:tblGrid>
-        <w:gridCol w:w="3200"/>
-        <w:gridCol w:w="3200"/>
-        <w:gridCol w:w="3239"/>
+        <w:gridCol w:w="3600"/>
+        <w:gridCol w:w="2830"/>
+        <w:gridCol w:w="3209"/>
       </w:tblGrid>
       <w:tr>
         <w:trPr>
@@ -1680,7 +1680,7 @@
         </w:trPr>
         <w:tc>
           <w:tcPr>
-            <w:tcW w:type="dxa" w:w="0"/>
+            <w:tcW w:type="dxa" w:w="3600"/>
             <w:tcBorders>
               <w:top w:val="single" w:color="C9D3DC" w:sz="4"/>
               <w:left w:val="single" w:color="C9D3DC" w:sz="4"/>
@@ -1714,7 +1714,7 @@
         </w:tc>
         <w:tc>
           <w:tcPr>
-            <w:tcW w:type="dxa" w:w="0"/>
+            <w:tcW w:type="dxa" w:w="2830"/>
             <w:tcBorders>
               <w:top w:val="single" w:color="C9D3DC" w:sz="4"/>
               <w:left w:val="single" w:color="C9D3DC" w:sz="4"/>
@@ -1742,13 +1742,13 @@
                 <w:sz w:val="18"/>
                 <w:szCs w:val="18"/>
               </w:rPr>
-              <w:t xml:space="preserve">Maximum liability per certificate (CHF)</w:t>
+              <w:t xml:space="preserve">Maximum liability per certificate (EUR)</w:t>
             </w:r>
           </w:p>
         </w:tc>
         <w:tc>
           <w:tcPr>
-            <w:tcW w:type="dxa" w:w="0"/>
+            <w:tcW w:type="dxa" w:w="3209"/>
             <w:tcBorders>
               <w:top w:val="single" w:color="C9D3DC" w:sz="4"/>
               <w:left w:val="single" w:color="C9D3DC" w:sz="4"/>
@@ -1776,7 +1776,7 @@
                 <w:sz w:val="18"/>
                 <w:szCs w:val="18"/>
               </w:rPr>
-              <w:t xml:space="preserve">Total aggregate liability per certificate (CHF)</w:t>
+              <w:t xml:space="preserve">Total aggregate liability per certificate (EUR)</w:t>
             </w:r>
           </w:p>
         </w:tc>
@@ -1787,7 +1787,7 @@
         </w:trPr>
         <w:tc>
           <w:tcPr>
-            <w:tcW w:type="dxa" w:w="0"/>
+            <w:tcW w:type="dxa" w:w="3600"/>
             <w:tcBorders>
               <w:top w:val="single" w:color="C9D3DC" w:sz="4"/>
               <w:left w:val="single" w:color="C9D3DC" w:sz="4"/>
@@ -1820,7 +1820,7 @@
         </w:tc>
         <w:tc>
           <w:tcPr>
-            <w:tcW w:type="dxa" w:w="0"/>
+            <w:tcW w:type="dxa" w:w="2830"/>
             <w:tcBorders>
               <w:top w:val="single" w:color="C9D3DC" w:sz="4"/>
               <w:left w:val="single" w:color="C9D3DC" w:sz="4"/>
@@ -1853,7 +1853,7 @@
         </w:tc>
         <w:tc>
           <w:tcPr>
-            <w:tcW w:type="dxa" w:w="0"/>
+            <w:tcW w:type="dxa" w:w="3209"/>
             <w:tcBorders>
               <w:top w:val="single" w:color="C9D3DC" w:sz="4"/>
               <w:left w:val="single" w:color="C9D3DC" w:sz="4"/>
@@ -1891,7 +1891,7 @@
         </w:trPr>
         <w:tc>
           <w:tcPr>
-            <w:tcW w:type="dxa" w:w="0"/>
+            <w:tcW w:type="dxa" w:w="3600"/>
             <w:tcBorders>
               <w:top w:val="single" w:color="C9D3DC" w:sz="4"/>
               <w:left w:val="single" w:color="C9D3DC" w:sz="4"/>
@@ -1924,7 +1924,7 @@
         </w:tc>
         <w:tc>
           <w:tcPr>
-            <w:tcW w:type="dxa" w:w="0"/>
+            <w:tcW w:type="dxa" w:w="2830"/>
             <w:tcBorders>
               <w:top w:val="single" w:color="C9D3DC" w:sz="4"/>
               <w:left w:val="single" w:color="C9D3DC" w:sz="4"/>
@@ -1957,7 +1957,7 @@
         </w:tc>
         <w:tc>
           <w:tcPr>
-            <w:tcW w:type="dxa" w:w="0"/>
+            <w:tcW w:type="dxa" w:w="3209"/>
             <w:tcBorders>
               <w:top w:val="single" w:color="C9D3DC" w:sz="4"/>
               <w:left w:val="single" w:color="C9D3DC" w:sz="4"/>
@@ -2095,7 +2095,7 @@
           <w:sz w:val="19"/>
           <w:szCs w:val="19"/>
         </w:rPr>
-        <w:t xml:space="preserve"> is the aggregate liability limit of the OWGTM towards all end users, relying parties and any other entities that are not Subordinate PKI Entities in respect of all certificates issued under the Root CA, which under CP/CPS section 9.8 is CHF 5,000,000 in total and CHF 500,000 per year. Because the certificates neither expire nor can be revoked, the period over which claims may arise is not bounded by a certificate validity period. WISeKey administers claims on a first-come, first-served basis. You may make only one warranty claim per transaction regardless of how many WISeKey products or services you relied on. Once the applicable cap is reached, you release WISeKey from any liability for remaining unreimbursed amounts.</w:t>
+        <w:t xml:space="preserve"> is the aggregate liability limit of the OWGTM towards all end users, relying parties and any other entities that are not Subordinate PKI Entities in respect of all certificates issued under the Root CA, which under CP/CPS section 9.8 is EUR 5,000,000 in total and EUR 500,000 per year. Because the certificates neither expire nor can be revoked, the period over which claims may arise is not bounded by a certificate validity period. SealSQ administers claims on a first-come, first-served basis. You may make only one warranty claim per transaction regardless of how many SealSQ products or services you relied on. Once the applicable cap is reached, you release SealSQ from any liability for remaining unreimbursed amounts.</w:t>
       </w:r>
     </w:p>
     <w:p>
@@ -2110,7 +2110,7 @@
           <w:sz w:val="19"/>
           <w:szCs w:val="19"/>
         </w:rPr>
-        <w:t xml:space="preserve">These limitations apply to any liability whether based in contract, tort (including negligence) or any other theory, and to any direct, indirect, special, punitive, exemplary, consequential, reliance or incidental damages. The OISTE Foundation delegates this liability to WISeKey as lead operator, which covers it through an Errors and Omissions insurance (CP/CPS sections 9.2.1 and 9.8).</w:t>
+        <w:t xml:space="preserve">These limitations apply to any liability whether based in contract, tort (including negligence) or any other theory, and to any direct, indirect, special, punitive, exemplary, consequential, reliance or incidental damages. The OISTE Foundation delegates this liability to SealSQ as lead operator, which covers it through an Errors and Omissions insurance (CP/CPS sections 9.2.1 and 9.8).</w:t>
       </w:r>
     </w:p>
     <w:p>
@@ -2148,7 +2148,7 @@
           <w:sz w:val="19"/>
           <w:szCs w:val="19"/>
         </w:rPr>
-        <w:t xml:space="preserve">  WISeKey acts as data controller and you, when performing the functions of clause 5, as data processor or joint controller (CP/CPS 9.4). You consent to the WISeKey Privacy Policy published at https://www.wisekey.com/repository (CP/CPS 9.4.1). No personal data is placed in IDevIDs or CA certificates; the personal data processed is that of your contacts and representatives, which is processed in compliance with the GDPR and the data-protection legislation applicable to you. You authorise WISeKey to disclose information relevant to any judicial or administrative proceeding concerning the reliability or legal validity of a certificate (CP/CPS 9.4.6), and to publish compromise and retirement notices identifying affected certificate populations.</w:t>
+        <w:t xml:space="preserve">  SealSQ acts as data controller and you, when performing the functions of clause 5, as data processor or joint controller (CP/CPS 9.4). You consent to the SealSQ Privacy Policy. No personal data is placed in IDevIDs or CA certificates; the personal data processed is that of your contacts and representatives, which is processed in compliance with the GDPR and the data-protection legislation applicable to you. You authorise SealSQ to disclose information relevant to any judicial or administrative proceeding concerning the reliability or legal validity of a certificate (CP/CPS 9.4.6), and to publish compromise and retirement notices identifying affected certificate populations.</w:t>
       </w:r>
     </w:p>
     <w:p>
@@ -2186,7 +2186,7 @@
           <w:sz w:val="19"/>
           <w:szCs w:val="19"/>
         </w:rPr>
-        <w:t xml:space="preserve">  The certificates, the object identifiers and the CP/CPS are owned by the OISTE Foundation, save that the Root CA certificate and its key belong to SEALSQ Corp.; your private and public keys are your property (CP/CPS 9.5, Appendix B). Any trademark included in a certificate is under your responsibility.</w:t>
+        <w:t xml:space="preserve">  The certificates, the object identifiers and the CP/CPS are owned by the OISTE Foundation, save that the Root CA certificate and its key belong to SEALSQ; your private and public keys are your property (CP/CPS 9.5, Appendix B). Any trademark included in a certificate is under your responsibility.</w:t>
       </w:r>
     </w:p>
     <w:p>
@@ -2224,7 +2224,7 @@
           <w:sz w:val="19"/>
           <w:szCs w:val="19"/>
         </w:rPr>
-        <w:t xml:space="preserve">  You will indemnify and hold harmless WISeKey, SEALSQ Corp., the OISTE Foundation and their respective directors, officers, employees, agents and affiliates from any liability arising out of your use of the certificates for other than their intended use, out of IDevIDs issued on the basis of inaccurate identifiers or from an insecure manufacturing process, out of a Subordinate CA you operate in breach of the CP/CPS or the Wi-SUN Requirements, or out of any material breach of your obligations under this Agreement.</w:t>
+        <w:t xml:space="preserve">  You will indemnify and hold harmless WISeKey, SEALSQ, the OISTE Foundation and their respective directors, officers, employees, agents and affiliates from any liability arising out of your use of the certificates for other than their intended use, out of IDevIDs issued on the basis of inaccurate identifiers or from an insecure manufacturing process, out of a Subordinate CA you operate in breach of the CP/CPS or the Wi-SUN Requirements, or out of any material breach of your obligations under this Agreement.</w:t>
       </w:r>
     </w:p>
     <w:p>
@@ -2262,7 +2262,7 @@
           <w:sz w:val="19"/>
           <w:szCs w:val="19"/>
         </w:rPr>
-        <w:t xml:space="preserve">  You agree to the formation and conclusion of contracts and to the delivery of notices and communications by electronic means, including the acceptance of this Agreement and termination notices, and confirm that you have the capability and equipment to do so. Notices to you are sent to the e-mail address in your registration information (CP/CPS 9.11). WISeKey may amend this Agreement and the CP/CPS following CP/CPS section 9.12; amendments are published in the OWGTM repository and major changes are notified to you.</w:t>
+        <w:t xml:space="preserve">  You agree to the formation and conclusion of contracts and to the delivery of notices and communications by electronic means, including the acceptance of this Agreement and termination notices, and confirm that you have the capability and equipment to do so. Notices to you are sent to the e-mail address in your registration information (CP/CPS 9.11). SealSQ may amend this Agreement and the CP/CPS following CP/CPS section 9.12; amendments are published in the OWGTM repository and major changes are notified to you.</w:t>
       </w:r>
     </w:p>
     <w:p>
@@ -2300,7 +2300,7 @@
           <w:sz w:val="19"/>
           <w:szCs w:val="19"/>
         </w:rPr>
-        <w:t xml:space="preserve">  This Agreement takes effect on your first request and remains in force while any certificate issued to you under it is in service. Either party may terminate it at any time. If you terminate without cause, no fees are refunded; if WISeKey terminates without cause, it refunds you in accordance with its refund policy; if WISeKey terminates with cause, no refund is due. On termination WISeKey ceases issuance for you and, where you operate a Subordinate CA, that CA is retired under CP/CPS 4.9.1.2 by notice. Certificates already installed in devices remain cryptographically valid, and your obligations concerning device key protection, Certificate Problem Reports, confidentiality and personal data survive (CP/CPS 9.10.3).</w:t>
+        <w:t xml:space="preserve">  This Agreement takes effect on your first request and remains in force while any certificate issued to you under it is in service. Either party may terminate it at any time. If you terminate without cause, no fees are refunded; if SealSQ terminates without cause, it refunds you in accordance with its refund policy; if SealSQ terminates with cause, no refund is due. On termination SealSQ ceases issuance for you and, where you operate a Subordinate CA, that CA is retired under CP/CPS 4.9.1.2 by notice. Certificates already installed in devices remain cryptographically valid, and your obligations concerning device key protection, Certificate Problem Reports, confidentiality and personal data survive (CP/CPS 9.10.3).</w:t>
       </w:r>
     </w:p>
     <w:p>
@@ -2338,7 +2338,7 @@
           <w:sz w:val="19"/>
           <w:szCs w:val="19"/>
         </w:rPr>
-        <w:t xml:space="preserve">  You may not assign any right or obligation under this Agreement without WISeKey's written consent (CP/CPS 9.16.2).</w:t>
+        <w:t xml:space="preserve">  You may not assign any right or obligation under this Agreement without SealSQ's written consent (CP/CPS 9.16.2).</w:t>
       </w:r>
     </w:p>
     <w:p>
@@ -2899,7 +2899,7 @@
           <w:sz w:val="19"/>
           <w:szCs w:val="19"/>
         </w:rPr>
-        <w:t xml:space="preserve">WISeKey SA — approved Wi-SUN third-party Certification Authority, operating the SealSQ Wi-SUN Root CA G1 (owned by SEALSQ Corp.)</w:t>
+        <w:t xml:space="preserve">SealSQ — approved Wi-SUN third-party Certification Authority, operating the SealSQ Wi-SUN Root CA G1</w:t>
       </w:r>
     </w:p>
     <w:p>
@@ -2913,7 +2913,7 @@
           <w:sz w:val="18"/>
           <w:szCs w:val="18"/>
         </w:rPr>
-        <w:t xml:space="preserve">Avenue Louis-Casaï 58, 1216 Cointrin – Geneva, Switzerland</w:t>
+        <w:t xml:space="preserve">ZA Bachasson, Arteparc Bat A, 13590 Meyreuil France - +33 442370155</w:t>
       </w:r>
     </w:p>
     <w:p>
@@ -2927,7 +2927,7 @@
           <w:sz w:val="18"/>
           <w:szCs w:val="18"/>
         </w:rPr>
-        <w:t xml:space="preserve">Phone +41 22 594 3000 · cps@wisekey.com · wi-sun@wisekey.com · https://www.wisekey.com/repository</w:t>
+        <w:t xml:space="preserve">cps@wisekey.com · wi-sun@wisekey.com · https://www.wisekey.com/repository</w:t>
       </w:r>
     </w:p>
     <w:sectPr>
@@ -3150,26 +3150,41 @@
             <w:spacing w:after="0" w:before="0"/>
           </w:pPr>
           <w:r>
-            <w:rPr>
-              <w:rFonts w:ascii="Arial Black" w:cs="Arial Black" w:eastAsia="Arial Black" w:hAnsi="Arial Black"/>
-              <w:b/>
-              <w:bCs/>
-              <w:color w:val="0B2545"/>
-              <w:sz w:val="40"/>
-              <w:szCs w:val="40"/>
-            </w:rPr>
-            <w:t xml:space="preserve">SEAL</w:t>
-          </w:r>
-          <w:r>
-            <w:rPr>
-              <w:rFonts w:ascii="Arial Black" w:cs="Arial Black" w:eastAsia="Arial Black" w:hAnsi="Arial Black"/>
-              <w:b/>
-              <w:bCs/>
-              <w:color w:val="13A3B5"/>
-              <w:sz w:val="40"/>
-              <w:szCs w:val="40"/>
-            </w:rPr>
-            <w:t xml:space="preserve">SQ</w:t>
+            <w:drawing>
+              <wp:inline distT="0" distB="0" distL="0" distR="0">
+                <wp:extent cx="987552" cy="755904"/>
+                <wp:effectExtent l="0" t="0" r="0" b="0"/>
+                <wp:docPr id="901" name="SealSQ logo" descr="SealSQ semiconductors + quantum"/>
+                <wp:cNvGraphicFramePr>
+                  <a:graphicFrameLocks xmlns:a="http://schemas.openxmlformats.org/drawingml/2006/main" noChangeAspect="1"/>
+                </wp:cNvGraphicFramePr>
+                <a:graphic xmlns:a="http://schemas.openxmlformats.org/drawingml/2006/main">
+                  <a:graphicData uri="http://schemas.openxmlformats.org/drawingml/2006/picture">
+                    <pic:pic xmlns:pic="http://schemas.openxmlformats.org/drawingml/2006/picture">
+                      <pic:nvPicPr>
+                        <pic:cNvPr id="901" name="sealsq_logo.png"/>
+                        <pic:cNvPicPr/>
+                      </pic:nvPicPr>
+                      <pic:blipFill>
+                        <a:blip r:embed="rIdLogo1"/>
+                        <a:stretch>
+                          <a:fillRect/>
+                        </a:stretch>
+                      </pic:blipFill>
+                      <pic:spPr>
+                        <a:xfrm>
+                          <a:off x="0" y="0"/>
+                          <a:ext cx="987552" cy="755904"/>
+                        </a:xfrm>
+                        <a:prstGeom prst="rect">
+                          <a:avLst/>
+                        </a:prstGeom>
+                      </pic:spPr>
+                    </pic:pic>
+                  </a:graphicData>
+                </a:graphic>
+              </wp:inline>
+            </w:drawing>
           </w:r>
         </w:p>
       </w:tc>
